--- a/S1-CL1-Cloud-Design-Build/assessments/AT3/AT3-High-Availability-Assessor.docx
+++ b/S1-CL1-Cloud-Design-Build/assessments/AT3/AT3-High-Availability-Assessor.docx
@@ -8407,7 +8407,7 @@
         <w:rPr>
           <w:color w:val="auto"/>
         </w:rPr>
-        <w:t xml:space="preserve"> [ICTCLD502 PC 4.1] · [ICTCLD502 PE 1, PE 2, PE 4].</w:t>
+        <w:t xml:space="preserve"> [ICTCLD502 PC 4.1] · [ICTCLD502 PE 1, 2, 4].</w:t>
       </w:r>
     </w:p>
     <w:p>
@@ -8610,7 +8610,7 @@
         <w:rPr>
           <w:color w:val="auto"/>
         </w:rPr>
-        <w:t xml:space="preserve"> [ICTCLD502 PC 4.2, 4.3, 4.4, 4.5, 4.6, 5.1] · [ICTCLD502 PE 3, PE 5].</w:t>
+        <w:t xml:space="preserve"> [ICTCLD502 PC 4.2, 4.3, 4.4, 4.5, 4.6, 5.1] · [ICTCLD502 PE 3, 5].</w:t>
       </w:r>
     </w:p>
     <w:p>
@@ -9485,7 +9485,7 @@
           <w:color w:val="auto"/>
         </w:rPr>
         <w:lastRenderedPageBreak/>
-        <w:t>Q1 — HA concepts in your design [KE 4]</w:t>
+        <w:t>Q1 — HA concepts in your design [ICTCLD502 KE 4]</w:t>
       </w:r>
     </w:p>
     <w:p>
@@ -9579,7 +9579,7 @@
           <w:bCs/>
           <w:color w:val="auto"/>
         </w:rPr>
-        <w:t>Q2 — Testing and debugging techniques [KE 5]</w:t>
+        <w:t>Q2 — Testing and debugging techniques [ICTCLD502 KE 5]</w:t>
       </w:r>
     </w:p>
     <w:p>
@@ -9679,7 +9679,7 @@
           <w:bCs/>
           <w:color w:val="auto"/>
         </w:rPr>
-        <w:t>Q3 — Tools and techniques to measure availability impact [KE 6]</w:t>
+        <w:t>Q3 — Tools and techniques to measure availability impact [ICTCLD502 KE 6]</w:t>
       </w:r>
     </w:p>
     <w:p>
@@ -9797,7 +9797,7 @@
           <w:bCs/>
           <w:color w:val="auto"/>
         </w:rPr>
-        <w:t>Q4 — Built-in vs designed fault tolerance [KE 7]</w:t>
+        <w:t>Q4 — Built-in vs designed fault tolerance [ICTCLD502 KE 7]</w:t>
       </w:r>
     </w:p>
     <w:p>
@@ -9929,7 +9929,7 @@
           <w:bCs/>
           <w:color w:val="auto"/>
         </w:rPr>
-        <w:t>Q5 — Load balancing + autoscaling for availability [KE 8]</w:t>
+        <w:t>Q5 — Load balancing + autoscaling for availability [ICTCLD502 KE 8]</w:t>
       </w:r>
     </w:p>
     <w:p>
@@ -10043,7 +10043,7 @@
           <w:bCs/>
           <w:color w:val="auto"/>
         </w:rPr>
-        <w:t>Q6 — Monitoring techniques and metrics [KE 9]</w:t>
+        <w:t>Q6 — Monitoring techniques and metrics [ICTCLD502 KE 9]</w:t>
       </w:r>
     </w:p>
     <w:p>
@@ -10384,7 +10384,7 @@
         <w:rPr>
           <w:color w:val="auto"/>
         </w:rPr>
-        <w:t xml:space="preserve"> [ICTCLD502 PE 1, PE 2, PE 4].</w:t>
+        <w:t xml:space="preserve"> [ICTCLD502 PE 1, 2, 4].</w:t>
       </w:r>
     </w:p>
     <w:p>
@@ -10580,7 +10580,7 @@
         <w:rPr>
           <w:color w:val="auto"/>
         </w:rPr>
-        <w:t xml:space="preserve"> [ICTCLD502 PE 3, PE 5].</w:t>
+        <w:t xml:space="preserve"> [ICTCLD502 PE 3, 5].</w:t>
       </w:r>
     </w:p>
     <w:p>
